--- a/Lab06Report.docx
+++ b/Lab06Report.docx
@@ -21,7 +21,17 @@
           <w:sz w:val="24"/>
           <w:szCs w:val="24"/>
         </w:rPr>
-        <w:t xml:space="preserve">Name: </w:t>
+        <w:t>Name</w:t>
+      </w:r>
+      <w:proofErr w:type="gramStart"/>
+      <w:r>
+        <w:rPr>
+          <w:rFonts w:ascii="Times New Roman" w:eastAsia="Times New Roman" w:hAnsi="Times New Roman"/>
+          <w:color w:val="000000"/>
+          <w:sz w:val="24"/>
+          <w:szCs w:val="24"/>
+        </w:rPr>
+        <w:t xml:space="preserve">: </w:t>
       </w:r>
       <w:r>
         <w:rPr>
@@ -40,7 +50,18 @@
           <w:szCs w:val="24"/>
           <w:u w:val="single"/>
         </w:rPr>
-        <w:t>__Replace with your name(s)____</w:t>
+        <w:t>_</w:t>
+      </w:r>
+      <w:proofErr w:type="gramEnd"/>
+      <w:r>
+        <w:rPr>
+          <w:rFonts w:ascii="Times New Roman" w:eastAsia="Times New Roman" w:hAnsi="Times New Roman"/>
+          <w:color w:val="000000"/>
+          <w:sz w:val="24"/>
+          <w:szCs w:val="24"/>
+          <w:u w:val="single"/>
+        </w:rPr>
+        <w:t>_Replace with your name(s)____</w:t>
       </w:r>
     </w:p>
     <w:p>
@@ -75,7 +96,17 @@
           <w:sz w:val="24"/>
           <w:szCs w:val="24"/>
         </w:rPr>
-        <w:t xml:space="preserve">EID:   </w:t>
+        <w:t>EID</w:t>
+      </w:r>
+      <w:proofErr w:type="gramStart"/>
+      <w:r>
+        <w:rPr>
+          <w:rFonts w:ascii="Times New Roman" w:eastAsia="Times New Roman" w:hAnsi="Times New Roman"/>
+          <w:color w:val="000000"/>
+          <w:sz w:val="24"/>
+          <w:szCs w:val="24"/>
+        </w:rPr>
+        <w:t xml:space="preserve">:   </w:t>
       </w:r>
       <w:r>
         <w:rPr>
@@ -94,7 +125,18 @@
           <w:szCs w:val="24"/>
           <w:u w:val="single"/>
         </w:rPr>
-        <w:t>__Replace with your EID(s)_____</w:t>
+        <w:t>_</w:t>
+      </w:r>
+      <w:proofErr w:type="gramEnd"/>
+      <w:r>
+        <w:rPr>
+          <w:rFonts w:ascii="Times New Roman" w:eastAsia="Times New Roman" w:hAnsi="Times New Roman"/>
+          <w:color w:val="000000"/>
+          <w:sz w:val="24"/>
+          <w:szCs w:val="24"/>
+          <w:u w:val="single"/>
+        </w:rPr>
+        <w:t>_Replace with your EID(s)_____</w:t>
       </w:r>
     </w:p>
     <w:p>
@@ -156,7 +198,7 @@
           <w:sz w:val="24"/>
           <w:szCs w:val="24"/>
         </w:rPr>
-        <w:t>5</w:t>
+        <w:t>6</w:t>
       </w:r>
     </w:p>
     <w:p>
@@ -277,20 +319,11 @@
       <w:r>
         <w:rPr>
           <w:rFonts w:ascii="Times New Roman" w:eastAsia="Times New Roman" w:hAnsi="Times New Roman"/>
-          <w:color w:val="000000"/>
-          <w:sz w:val="24"/>
-          <w:szCs w:val="24"/>
-        </w:rPr>
-        <w:t>In a few sentences, describe the purpose of the lab and the features of your alarm clock</w:t>
-      </w:r>
-      <w:r>
-        <w:rPr>
-          <w:rFonts w:ascii="Times New Roman" w:eastAsia="Times New Roman" w:hAnsi="Times New Roman"/>
-          <w:color w:val="000000"/>
-          <w:sz w:val="24"/>
-          <w:szCs w:val="24"/>
-        </w:rPr>
-        <w:t>.</w:t>
+          <w:color w:val="000000" w:themeColor="text1"/>
+          <w:sz w:val="24"/>
+          <w:szCs w:val="24"/>
+        </w:rPr>
+        <w:t>In a few sentences, describe the purpose of the lab.</w:t>
       </w:r>
     </w:p>
     <w:p>
@@ -813,7 +846,27 @@
           <w:sz w:val="24"/>
           <w:szCs w:val="24"/>
         </w:rPr>
-        <w:t xml:space="preserve">I have updated the bill of materials </w:t>
+        <w:t xml:space="preserve">I have updated </w:t>
+      </w:r>
+      <w:r>
+        <w:rPr>
+          <w:rFonts w:ascii="Times New Roman" w:eastAsiaTheme="minorEastAsia" w:hAnsi="Times New Roman" w:cs="Times New Roman"/>
+        </w:rPr>
+        <w:t xml:space="preserve">the </w:t>
+      </w:r>
+      <w:r>
+        <w:rPr>
+          <w:rFonts w:ascii="Times New Roman" w:hAnsi="Times New Roman" w:cs="Times New Roman"/>
+          <w:b/>
+          <w:bCs/>
+        </w:rPr>
+        <w:t>MSPM0_Pins_Assignments.xlsx</w:t>
+      </w:r>
+      <w:r>
+        <w:rPr>
+          <w:rFonts w:ascii="Times New Roman" w:eastAsiaTheme="minorEastAsia" w:hAnsi="Times New Roman" w:cs="Times New Roman"/>
+        </w:rPr>
+        <w:t xml:space="preserve"> </w:t>
       </w:r>
       <w:r>
         <w:rPr>
@@ -887,16 +940,43 @@
           <w:sz w:val="24"/>
           <w:szCs w:val="24"/>
         </w:rPr>
-        <w:t xml:space="preserve">Deliverable 5: </w:t>
-      </w:r>
-      <w:r>
-        <w:rPr>
-          <w:rFonts w:ascii="Times New Roman" w:hAnsi="Times New Roman"/>
-          <w:color w:val="000000"/>
-          <w:sz w:val="24"/>
-          <w:szCs w:val="24"/>
-        </w:rPr>
-        <w:t>Estimated current usage</w:t>
+        <w:t xml:space="preserve">Deliverable </w:t>
+      </w:r>
+      <w:r>
+        <w:rPr>
+          <w:rFonts w:ascii="Times New Roman" w:hAnsi="Times New Roman"/>
+          <w:color w:val="000000"/>
+          <w:sz w:val="24"/>
+          <w:szCs w:val="24"/>
+        </w:rPr>
+        <w:t>5</w:t>
+      </w:r>
+      <w:r>
+        <w:rPr>
+          <w:rFonts w:ascii="Times New Roman" w:hAnsi="Times New Roman"/>
+          <w:color w:val="000000"/>
+          <w:sz w:val="24"/>
+          <w:szCs w:val="24"/>
+        </w:rPr>
+        <w:t>:</w:t>
+      </w:r>
+      <w:r>
+        <w:rPr>
+          <w:rFonts w:ascii="Times New Roman" w:hAnsi="Times New Roman"/>
+          <w:color w:val="000000"/>
+          <w:sz w:val="24"/>
+          <w:szCs w:val="24"/>
+        </w:rPr>
+        <w:t xml:space="preserve"> </w:t>
+      </w:r>
+      <w:r>
+        <w:rPr>
+          <w:rFonts w:ascii="Times New Roman" w:hAnsi="Times New Roman"/>
+          <w:color w:val="000000"/>
+          <w:sz w:val="24"/>
+          <w:szCs w:val="24"/>
+        </w:rPr>
+        <w:t>JLC PCB Quote</w:t>
       </w:r>
     </w:p>
     <w:p>
@@ -934,71 +1014,6 @@
           <w:sz w:val="24"/>
           <w:szCs w:val="24"/>
         </w:rPr>
-        <w:t>Deliverable 6</w:t>
-      </w:r>
-      <w:r>
-        <w:rPr>
-          <w:rFonts w:ascii="Times New Roman" w:hAnsi="Times New Roman"/>
-          <w:color w:val="000000"/>
-          <w:sz w:val="24"/>
-          <w:szCs w:val="24"/>
-        </w:rPr>
-        <w:t>:</w:t>
-      </w:r>
-      <w:r>
-        <w:rPr>
-          <w:rFonts w:ascii="Times New Roman" w:hAnsi="Times New Roman"/>
-          <w:color w:val="000000"/>
-          <w:sz w:val="24"/>
-          <w:szCs w:val="24"/>
-        </w:rPr>
-        <w:t xml:space="preserve"> </w:t>
-      </w:r>
-      <w:r>
-        <w:rPr>
-          <w:rFonts w:ascii="Times New Roman" w:hAnsi="Times New Roman"/>
-          <w:color w:val="000000"/>
-          <w:sz w:val="24"/>
-          <w:szCs w:val="24"/>
-        </w:rPr>
-        <w:t>JLC PCB Quote</w:t>
-      </w:r>
-    </w:p>
-    <w:p>
-      <w:pPr>
-        <w:spacing w:line="264" w:lineRule="auto"/>
-        <w:jc w:val="both"/>
-        <w:rPr>
-          <w:rFonts w:ascii="Times New Roman" w:hAnsi="Times New Roman"/>
-          <w:color w:val="000000"/>
-          <w:szCs w:val="24"/>
-        </w:rPr>
-      </w:pPr>
-    </w:p>
-    <w:p>
-      <w:pPr>
-        <w:pStyle w:val="ListParagraph"/>
-        <w:numPr>
-          <w:ilvl w:val="0"/>
-          <w:numId w:val="5"/>
-        </w:numPr>
-        <w:spacing w:line="264" w:lineRule="auto"/>
-        <w:contextualSpacing w:val="0"/>
-        <w:jc w:val="both"/>
-        <w:rPr>
-          <w:rFonts w:ascii="Times New Roman" w:hAnsi="Times New Roman"/>
-          <w:color w:val="000000"/>
-          <w:sz w:val="24"/>
-          <w:szCs w:val="24"/>
-        </w:rPr>
-      </w:pPr>
-      <w:r>
-        <w:rPr>
-          <w:rFonts w:ascii="Times New Roman" w:hAnsi="Times New Roman"/>
-          <w:color w:val="000000"/>
-          <w:sz w:val="24"/>
-          <w:szCs w:val="24"/>
-        </w:rPr>
         <w:t xml:space="preserve">Deliverable </w:t>
       </w:r>
       <w:r>
@@ -1008,7 +1023,7 @@
           <w:sz w:val="24"/>
           <w:szCs w:val="24"/>
         </w:rPr>
-        <w:t>7</w:t>
+        <w:t>6</w:t>
       </w:r>
       <w:r>
         <w:rPr>
@@ -1158,7 +1173,25 @@
           <w:sz w:val="24"/>
           <w:szCs w:val="24"/>
         </w:rPr>
-        <w:t xml:space="preserve">would run on the 2600mA battery.  </w:t>
+        <w:t xml:space="preserve">would run on the </w:t>
+      </w:r>
+      <w:r>
+        <w:rPr>
+          <w:rFonts w:ascii="Times New Roman" w:hAnsi="Times New Roman"/>
+          <w:color w:val="000000"/>
+          <w:sz w:val="24"/>
+          <w:szCs w:val="24"/>
+        </w:rPr>
+        <w:t>11</w:t>
+      </w:r>
+      <w:r>
+        <w:rPr>
+          <w:rFonts w:ascii="Times New Roman" w:hAnsi="Times New Roman"/>
+          <w:color w:val="000000"/>
+          <w:sz w:val="24"/>
+          <w:szCs w:val="24"/>
+        </w:rPr>
+        <w:t xml:space="preserve">00mA battery.  </w:t>
       </w:r>
     </w:p>
     <w:p>
@@ -1234,35 +1267,62 @@
           <w:sz w:val="24"/>
           <w:szCs w:val="24"/>
         </w:rPr>
+        <w:t>Examine the following excerpt from the datasheet for the MX1500</w:t>
+      </w:r>
+      <w:r>
+        <w:rPr>
+          <w:rFonts w:ascii="Times New Roman" w:hAnsi="Times New Roman"/>
+          <w:color w:val="000000"/>
+          <w:sz w:val="24"/>
+          <w:szCs w:val="24"/>
+        </w:rPr>
+        <w:t xml:space="preserve"> which has a nominal capacity of 2500mAh</w:t>
+      </w:r>
+      <w:r>
+        <w:rPr>
+          <w:rFonts w:ascii="Times New Roman" w:hAnsi="Times New Roman"/>
+          <w:color w:val="000000"/>
+          <w:sz w:val="24"/>
+          <w:szCs w:val="24"/>
+        </w:rPr>
+        <w:t xml:space="preserve">. </w:t>
+      </w:r>
+      <w:r>
+        <w:rPr>
+          <w:rFonts w:ascii="Times New Roman" w:hAnsi="Times New Roman"/>
+          <w:color w:val="000000"/>
+          <w:sz w:val="24"/>
+          <w:szCs w:val="24"/>
+        </w:rPr>
+        <w:t xml:space="preserve">Assuming you placed </w:t>
+      </w:r>
+      <w:r>
+        <w:rPr>
+          <w:rFonts w:ascii="Times New Roman" w:hAnsi="Times New Roman"/>
+          <w:color w:val="000000"/>
+          <w:sz w:val="24"/>
+          <w:szCs w:val="24"/>
+        </w:rPr>
+        <w:t>three</w:t>
+      </w:r>
+      <w:r>
+        <w:rPr>
+          <w:rFonts w:ascii="Times New Roman" w:hAnsi="Times New Roman"/>
+          <w:color w:val="000000"/>
+          <w:sz w:val="24"/>
+          <w:szCs w:val="24"/>
+        </w:rPr>
+        <w:t xml:space="preserve"> of these batteries in series to power </w:t>
+      </w:r>
+      <w:r>
+        <w:rPr>
+          <w:rFonts w:ascii="Times New Roman" w:hAnsi="Times New Roman"/>
+          <w:color w:val="000000"/>
+          <w:sz w:val="24"/>
+          <w:szCs w:val="24"/>
+        </w:rPr>
         <w:lastRenderedPageBreak/>
-        <w:t>Examine the following excerpt from the datasheet for the MX1500</w:t>
-      </w:r>
-      <w:r>
-        <w:rPr>
-          <w:rFonts w:ascii="Times New Roman" w:hAnsi="Times New Roman"/>
-          <w:color w:val="000000"/>
-          <w:sz w:val="24"/>
-          <w:szCs w:val="24"/>
-        </w:rPr>
-        <w:t xml:space="preserve"> which has a nominal capacity of 2500mAh</w:t>
-      </w:r>
-      <w:r>
-        <w:rPr>
-          <w:rFonts w:ascii="Times New Roman" w:hAnsi="Times New Roman"/>
-          <w:color w:val="000000"/>
-          <w:sz w:val="24"/>
-          <w:szCs w:val="24"/>
-        </w:rPr>
-        <w:t xml:space="preserve">. </w:t>
-      </w:r>
-      <w:r>
-        <w:rPr>
-          <w:rFonts w:ascii="Times New Roman" w:hAnsi="Times New Roman"/>
-          <w:color w:val="000000"/>
-          <w:sz w:val="24"/>
-          <w:szCs w:val="24"/>
-        </w:rPr>
-        <w:t>Assuming you placed enough of these batteries in series to power your system, how long would the lifetime be? What happens to the lifetime of the battery when you double the current?</w:t>
+        <w:t>your system, how long would the lifetime be? What happens to the lifetime of the battery when you double the current?</w:t>
       </w:r>
     </w:p>
     <w:p>
@@ -1357,6 +1417,40 @@
           <w:szCs w:val="24"/>
         </w:rPr>
         <w:t>Discuss the advantages and disadvantages of using an LDO versus a switching regulator.</w:t>
+      </w:r>
+    </w:p>
+    <w:p>
+      <w:pPr>
+        <w:ind w:left="360"/>
+        <w:rPr>
+          <w:rFonts w:ascii="Times New Roman" w:hAnsi="Times New Roman"/>
+          <w:color w:val="000000"/>
+          <w:szCs w:val="24"/>
+        </w:rPr>
+      </w:pPr>
+    </w:p>
+    <w:p>
+      <w:pPr>
+        <w:pStyle w:val="ListParagraph"/>
+        <w:numPr>
+          <w:ilvl w:val="0"/>
+          <w:numId w:val="4"/>
+        </w:numPr>
+        <w:rPr>
+          <w:rFonts w:ascii="Times New Roman" w:hAnsi="Times New Roman"/>
+          <w:color w:val="000000"/>
+          <w:sz w:val="24"/>
+          <w:szCs w:val="24"/>
+        </w:rPr>
+      </w:pPr>
+      <w:r>
+        <w:rPr>
+          <w:rFonts w:ascii="Times New Roman" w:hAnsi="Times New Roman"/>
+          <w:color w:val="000000"/>
+          <w:sz w:val="24"/>
+          <w:szCs w:val="24"/>
+        </w:rPr>
+        <w:t>What one design change could you make the system operate longer, other than using a bigger battery?</w:t>
       </w:r>
     </w:p>
     <w:sectPr>
